--- a/cv/reference-style.docx
+++ b/cv/reference-style.docx
@@ -2103,9 +2103,36 @@
 <file path=word/styles.xml><?xml version="1.0" encoding="utf-8"?>
 <w:styles xmlns:mc="http://schemas.openxmlformats.org/markup-compatibility/2006" xmlns:r="http://schemas.openxmlformats.org/officeDocument/2006/relationships" xmlns:w="http://schemas.openxmlformats.org/wordprocessingml/2006/main" xmlns:w14="http://schemas.microsoft.com/office/word/2010/wordml" xmlns:w15="http://schemas.microsoft.com/office/word/2012/wordml" mc:Ignorable="w14 w15">
   <w:docDefaults>
-    <w:rPrDefault/>
-    <w:pPrDefault/>
+    <w:rPrDefault>
+      <w:rPr>
+        <w:rFonts w:ascii="Calibri" w:hAnsi="Calibri" w:eastAsia="Calibri" w:cs="Calibri"/>
+        <w:color w:val="444444"/>
+        <w:sz w:val="21"/>
+        <w:szCs w:val="21"/>
+      </w:rPr>
+    </w:rPrDefault>
+    <w:pPrDefault>
+      <w:pPr>
+        <w:spacing w:after="60" w:line="276" w:lineRule="auto"/>
+      </w:pPr>
+    </w:pPrDefault>
   </w:docDefaults>
+  <w:style w:type="paragraph" w:default="1" w:styleId="Normal">
+    <w:name w:val="Normal"/>
+    <w:qFormat/>
+    <w:rPr>
+      <w:rFonts w:ascii="Calibri" w:hAnsi="Calibri" w:eastAsia="Calibri" w:cs="Calibri"/>
+      <w:color w:val="444444"/>
+      <w:sz w:val="21"/>
+      <w:szCs w:val="21"/>
+    </w:rPr>
+  </w:style>
+  <w:style w:type="character" w:default="1" w:styleId="DefaultParagraphFont">
+    <w:name w:val="Default Paragraph Font"/>
+    <w:uiPriority w:val="1"/>
+    <w:semiHidden/>
+    <w:unhideWhenUsed/>
+  </w:style>
   <w:style w:type="paragraph" w:styleId="Title">
     <w:name w:val="Title"/>
     <w:basedOn w:val="Normal"/>
@@ -2121,10 +2148,17 @@
     <w:basedOn w:val="Normal"/>
     <w:next w:val="Normal"/>
     <w:qFormat/>
+    <w:pPr>
+      <w:spacing w:before="0" w:after="40"/>
+      <w:jc w:val="center"/>
+      <w:outlineLvl w:val="0"/>
+    </w:pPr>
     <w:rPr>
-      <w:color w:val="2E74B5"/>
-      <w:sz w:val="32"/>
-      <w:szCs w:val="32"/>
+      <w:b/>
+      <w:bCs/>
+      <w:color w:val="1F3864"/>
+      <w:sz w:val="34"/>
+      <w:szCs w:val="34"/>
     </w:rPr>
   </w:style>
   <w:style w:type="paragraph" w:styleId="Heading2">
@@ -2132,10 +2166,19 @@
     <w:basedOn w:val="Normal"/>
     <w:next w:val="Normal"/>
     <w:qFormat/>
+    <w:pPr>
+      <w:pBdr>
+        <w:bottom w:val="single" w:color="1F3864" w:sz="6" w:space="2"/>
+      </w:pBdr>
+      <w:spacing w:before="260" w:after="100"/>
+      <w:outlineLvl w:val="1"/>
+    </w:pPr>
     <w:rPr>
-      <w:color w:val="2E74B5"/>
-      <w:sz w:val="26"/>
-      <w:szCs w:val="26"/>
+      <w:b/>
+      <w:bCs/>
+      <w:color w:val="1F3864"/>
+      <w:sz w:val="22"/>
+      <w:szCs w:val="22"/>
     </w:rPr>
   </w:style>
   <w:style w:type="paragraph" w:styleId="Heading3">
@@ -2178,20 +2221,38 @@
       <w:color w:val="1F4D78"/>
     </w:rPr>
   </w:style>
-  <w:style w:type="paragraph" w:styleId="Strong">
+  <w:style w:type="character" w:styleId="Strong">
     <w:name w:val="Strong"/>
-    <w:basedOn w:val="Normal"/>
-    <w:next w:val="Normal"/>
+    <w:basedOn w:val="DefaultParagraphFont"/>
     <w:qFormat/>
     <w:rPr>
+      <w:rFonts w:ascii="Calibri" w:hAnsi="Calibri" w:eastAsia="Calibri" w:cs="Calibri"/>
       <w:b/>
       <w:bCs/>
+      <w:color w:val="111111"/>
+    </w:rPr>
+  </w:style>
+  <w:style w:type="character" w:styleId="Emphasis">
+    <w:name w:val="Emphasis"/>
+    <w:basedOn w:val="DefaultParagraphFont"/>
+    <w:qFormat/>
+    <w:rPr>
+      <w:rFonts w:ascii="Calibri" w:hAnsi="Calibri" w:eastAsia="Calibri" w:cs="Calibri"/>
+      <w:i/>
+      <w:iCs/>
+      <w:color w:val="444444"/>
+      <w:sz w:val="19"/>
+      <w:szCs w:val="19"/>
     </w:rPr>
   </w:style>
   <w:style w:type="paragraph" w:styleId="ListParagraph">
     <w:name w:val="List Paragraph"/>
     <w:basedOn w:val="Normal"/>
     <w:qFormat/>
+    <w:pPr>
+      <w:spacing w:after="60"/>
+      <w:ind w:left="432" w:hanging="288"/>
+    </w:pPr>
   </w:style>
   <w:style w:type="character" w:styleId="Hyperlink">
     <w:name w:val="Hyperlink"/>
